--- a/applications/site/documents/medix-np-pa-citrus-heights-resume.docx
+++ b/applications/site/documents/medix-np-pa-citrus-heights-resume.docx
@@ -129,6 +129,28 @@
     </w:p>
     <w:p>
       <w:pPr>
+        <w:spacing w:after="0"/>
+      </w:pPr>
+      <w:r>
+        <w:rPr>
+          <w:b/>
+        </w:rPr>
+        <w:t>Clinical Research Associate – Breast/Oncology</w:t>
+      </w:r>
+      <w:r>
+        <w:t xml:space="preserve">   2022 – 2023</w:t>
+      </w:r>
+    </w:p>
+    <w:p>
+      <w:pPr>
+        <w:spacing w:after="40"/>
+      </w:pPr>
+      <w:r>
+        <w:t>IU Simon Comprehensive Cancer Center</w:t>
+      </w:r>
+    </w:p>
+    <w:p>
+      <w:pPr>
         <w:spacing w:before="160" w:after="40"/>
       </w:pPr>
       <w:r>
@@ -228,7 +250,7 @@
         <w:spacing w:after="40"/>
       </w:pPr>
       <w:r>
-        <w:t>Certified Clinical Research Associate (CCRA) – earned 2023</w:t>
+        <w:t>Certified Clinical Research Associate (CCRA) – earned 2023; expired, recertification in process</w:t>
       </w:r>
     </w:p>
     <w:p>

--- a/applications/site/documents/medix-np-pa-citrus-heights-resume.docx
+++ b/applications/site/documents/medix-np-pa-citrus-heights-resume.docx
@@ -259,7 +259,25 @@
         <w:spacing w:after="40"/>
       </w:pPr>
       <w:r>
+        <w:t>Physician Assistant license – Iowa; Indiana</w:t>
+      </w:r>
+    </w:p>
+    <w:p>
+      <w:pPr>
+        <w:pStyle w:val="ListBullet"/>
+        <w:spacing w:after="40"/>
+      </w:pPr>
+      <w:r>
         <w:t>California PA license – application in progress, expected January 2027</w:t>
+      </w:r>
+    </w:p>
+    <w:p>
+      <w:pPr>
+        <w:pStyle w:val="ListBullet"/>
+        <w:spacing w:after="40"/>
+      </w:pPr>
+      <w:r>
+        <w:t>Illinois PA license – application in progress</w:t>
       </w:r>
     </w:p>
     <w:p>

--- a/applications/site/documents/medix-np-pa-citrus-heights-resume.docx
+++ b/applications/site/documents/medix-np-pa-citrus-heights-resume.docx
@@ -36,7 +36,7 @@
     </w:p>
     <w:p>
       <w:r>
-        <w:t>Board-certified Physician Assistant (PA-C) with active clinical experience in a high-volume emergency department. Proven ability to independently evaluate and manage acute, critical, and undifferentiated presentations across emergency medicine, cardiology, neurology, trauma, orthopedics, and primary care. Proficient in emergency procedures including laceration repair, I&amp;D, fracture management, and joint reduction. ACLS/BLS/ATLS certified. Seeking the Nurse Practitioner or Physician Assistant (recruiter posting) position at Medix.</w:t>
+        <w:t>Board-certified Physician Assistant (PA-C) with active clinical experience in a high-volume emergency department. Proven ability to independently evaluate and manage acute, critical, and undifferentiated presentations across emergency medicine, cardiology, neurology, trauma, orthopedics, and primary care. Proficient in emergency procedures including laceration repair, I&amp;D, fracture management, and joint reduction. ACLS/BLS/ATLS/PALS certified. Seeking the Nurse Practitioner or Physician Assistant (recruiter posting) position at Medix.</w:t>
       </w:r>
     </w:p>
     <w:p>
@@ -242,6 +242,15 @@
       </w:pPr>
       <w:r>
         <w:t>Advanced Trauma Life Support (ATLS) – October 2025 to October 2029</w:t>
+      </w:r>
+    </w:p>
+    <w:p>
+      <w:pPr>
+        <w:pStyle w:val="ListBullet"/>
+        <w:spacing w:after="40"/>
+      </w:pPr>
+      <w:r>
+        <w:t>Pediatric Advanced Life Support (PALS)</w:t>
       </w:r>
     </w:p>
     <w:p>

--- a/applications/site/documents/medix-np-pa-citrus-heights-resume.docx
+++ b/applications/site/documents/medix-np-pa-citrus-heights-resume.docx
@@ -147,6 +147,33 @@
       </w:pPr>
       <w:r>
         <w:t>IU Simon Comprehensive Cancer Center</w:t>
+      </w:r>
+    </w:p>
+    <w:p>
+      <w:pPr>
+        <w:pStyle w:val="ListBullet"/>
+        <w:spacing w:after="40"/>
+      </w:pPr>
+      <w:r>
+        <w:t>Managed breast and OB oncology clinical trials.</w:t>
+      </w:r>
+    </w:p>
+    <w:p>
+      <w:pPr>
+        <w:pStyle w:val="ListBullet"/>
+        <w:spacing w:after="40"/>
+      </w:pPr>
+      <w:r>
+        <w:t>Kept study sponsors updated on trial progress.</w:t>
+      </w:r>
+    </w:p>
+    <w:p>
+      <w:pPr>
+        <w:pStyle w:val="ListBullet"/>
+        <w:spacing w:after="40"/>
+      </w:pPr>
+      <w:r>
+        <w:t>Updated study records and confirmed record keeping.</w:t>
       </w:r>
     </w:p>
     <w:p>

--- a/applications/site/documents/medix-np-pa-citrus-heights-resume.docx
+++ b/applications/site/documents/medix-np-pa-citrus-heights-resume.docx
@@ -155,7 +155,7 @@
         <w:spacing w:after="40"/>
       </w:pPr>
       <w:r>
-        <w:t>Managed breast and OB oncology clinical trials.</w:t>
+        <w:t>Managed breast and gynecologic oncology clinical trials.</w:t>
       </w:r>
     </w:p>
     <w:p>
